--- a/profiles/documentation/tsc_ns_icmm_ct_thejag.docx
+++ b/profiles/documentation/tsc_ns_icmm_ct_thejag.docx
@@ -42,28 +42,6 @@
                 <w:szCs w:val="20"/>
               </w:rPr>
             </w:pPr>
-            <w:r>
-              <w:rPr>
-                <w:rFonts w:ascii="Franklin Gothic Medium Cond" w:hAnsi="Franklin Gothic Medium Cond" w:cs="Aldhabi"/>
-                <w:b/>
-                <w:bCs/>
-                <w:color w:val="FFFFFF" w:themeColor="background1"/>
-                <w:sz w:val="20"/>
-                <w:szCs w:val="20"/>
-              </w:rPr>
-              <w:t>TSW Controller Utility Profile</w:t>
-            </w:r>
-            <w:r>
-              <w:rPr>
-                <w:rFonts w:ascii="Franklin Gothic Medium Cond" w:hAnsi="Franklin Gothic Medium Cond" w:cs="Aldhabi"/>
-                <w:b/>
-                <w:bCs/>
-                <w:color w:val="FFFFFF" w:themeColor="background1"/>
-                <w:sz w:val="20"/>
-                <w:szCs w:val="20"/>
-              </w:rPr>
-              <w:t xml:space="preserve"> | TCA Airbus</w:t>
-            </w:r>
           </w:p>
         </w:tc>
         <w:tc>
@@ -89,11 +67,12 @@
       </w:tr>
       <w:tr>
         <w:trPr>
-          <w:trHeight w:val="881"/>
+          <w:trHeight w:val="222"/>
         </w:trPr>
         <w:tc>
           <w:tcPr>
             <w:tcW w:w="1129" w:type="dxa"/>
+            <w:vMerge w:val="restart"/>
             <w:vAlign w:val="center"/>
           </w:tcPr>
           <w:p>
@@ -181,71 +160,32 @@
             </w:pPr>
             <w:r>
               <w:rPr>
-                <w:rFonts w:asciiTheme="majorHAnsi" w:hAnsiTheme="majorHAnsi"/>
+                <w:rFonts w:ascii="Franklin Gothic Medium Cond" w:hAnsi="Franklin Gothic Medium Cond" w:cs="Aldhabi"/>
                 <w:b/>
                 <w:bCs/>
-                <w:color w:val="003082"/>
-                <w:sz w:val="36"/>
-                <w:szCs w:val="36"/>
-              </w:rPr>
-              <w:t xml:space="preserve">ChrisTrains NS </w:t>
-            </w:r>
-            <w:r>
-              <w:rPr>
-                <w:rFonts w:asciiTheme="majorHAnsi" w:hAnsiTheme="majorHAnsi"/>
+                <w:color w:val="FFFFFF" w:themeColor="background1"/>
+                <w:sz w:val="20"/>
+                <w:szCs w:val="20"/>
+              </w:rPr>
+              <w:t>TSW Controller Utility Profile</w:t>
+            </w:r>
+            <w:r>
+              <w:rPr>
+                <w:rFonts w:ascii="Franklin Gothic Medium Cond" w:hAnsi="Franklin Gothic Medium Cond" w:cs="Aldhabi"/>
                 <w:b/>
                 <w:bCs/>
-                <w:color w:val="003082"/>
-                <w:sz w:val="36"/>
-                <w:szCs w:val="36"/>
-              </w:rPr>
-              <w:t>ICMm</w:t>
-            </w:r>
-            <w:r>
-              <w:rPr>
-                <w:rFonts w:asciiTheme="majorHAnsi" w:hAnsiTheme="majorHAnsi"/>
-                <w:b/>
-                <w:bCs/>
-                <w:color w:val="003082"/>
-                <w:sz w:val="36"/>
-                <w:szCs w:val="36"/>
-              </w:rPr>
-              <w:t xml:space="preserve"> (</w:t>
-            </w:r>
-            <w:r>
-              <w:rPr>
-                <w:rFonts w:asciiTheme="majorHAnsi" w:hAnsiTheme="majorHAnsi"/>
-                <w:b/>
-                <w:bCs/>
-                <w:color w:val="003082"/>
-                <w:sz w:val="36"/>
-                <w:szCs w:val="36"/>
-              </w:rPr>
-              <w:t>Koploper</w:t>
-            </w:r>
-            <w:r>
-              <w:rPr>
-                <w:rFonts w:asciiTheme="majorHAnsi" w:hAnsiTheme="majorHAnsi"/>
-                <w:b/>
-                <w:bCs/>
-                <w:color w:val="003082"/>
-                <w:sz w:val="36"/>
-                <w:szCs w:val="36"/>
-              </w:rPr>
-              <w:t>)</w:t>
-            </w:r>
-            <w:r>
-              <w:rPr>
-                <w:sz w:val="32"/>
-                <w:szCs w:val="32"/>
-              </w:rPr>
-              <w:t xml:space="preserve"> </w:t>
+                <w:color w:val="FFFFFF" w:themeColor="background1"/>
+                <w:sz w:val="20"/>
+                <w:szCs w:val="20"/>
+              </w:rPr>
+              <w:t xml:space="preserve"> | TCA Airbus</w:t>
             </w:r>
           </w:p>
         </w:tc>
         <w:tc>
           <w:tcPr>
             <w:tcW w:w="1292" w:type="dxa"/>
+            <w:vMerge w:val="restart"/>
             <w:vAlign w:val="center"/>
           </w:tcPr>
           <w:p>
@@ -310,6 +250,119 @@
                 </wp:inline>
               </w:drawing>
             </w:r>
+          </w:p>
+        </w:tc>
+      </w:tr>
+      <w:tr>
+        <w:trPr>
+          <w:trHeight w:val="221"/>
+        </w:trPr>
+        <w:tc>
+          <w:tcPr>
+            <w:tcW w:w="1129" w:type="dxa"/>
+            <w:vMerge/>
+            <w:vAlign w:val="center"/>
+          </w:tcPr>
+          <w:p>
+            <w:pPr>
+              <w:rPr>
+                <w:noProof/>
+              </w:rPr>
+            </w:pPr>
+          </w:p>
+        </w:tc>
+        <w:tc>
+          <w:tcPr>
+            <w:tcW w:w="8364" w:type="dxa"/>
+            <w:gridSpan w:val="2"/>
+            <w:vAlign w:val="center"/>
+          </w:tcPr>
+          <w:p>
+            <w:pPr>
+              <w:jc w:val="center"/>
+              <w:rPr>
+                <w:rFonts w:asciiTheme="majorHAnsi" w:hAnsiTheme="majorHAnsi"/>
+                <w:b/>
+                <w:bCs/>
+                <w:color w:val="003082"/>
+                <w:sz w:val="36"/>
+                <w:szCs w:val="36"/>
+              </w:rPr>
+            </w:pPr>
+            <w:r>
+              <w:rPr>
+                <w:rFonts w:asciiTheme="majorHAnsi" w:hAnsiTheme="majorHAnsi"/>
+                <w:b/>
+                <w:bCs/>
+                <w:color w:val="003082"/>
+                <w:sz w:val="36"/>
+                <w:szCs w:val="36"/>
+              </w:rPr>
+              <w:t xml:space="preserve">ChrisTrains NS </w:t>
+            </w:r>
+            <w:proofErr w:type="spellStart"/>
+            <w:r>
+              <w:rPr>
+                <w:rFonts w:asciiTheme="majorHAnsi" w:hAnsiTheme="majorHAnsi"/>
+                <w:b/>
+                <w:bCs/>
+                <w:color w:val="003082"/>
+                <w:sz w:val="36"/>
+                <w:szCs w:val="36"/>
+              </w:rPr>
+              <w:t>ICMm</w:t>
+            </w:r>
+            <w:proofErr w:type="spellEnd"/>
+            <w:r>
+              <w:rPr>
+                <w:rFonts w:asciiTheme="majorHAnsi" w:hAnsiTheme="majorHAnsi"/>
+                <w:b/>
+                <w:bCs/>
+                <w:color w:val="003082"/>
+                <w:sz w:val="36"/>
+                <w:szCs w:val="36"/>
+              </w:rPr>
+              <w:t xml:space="preserve"> (</w:t>
+            </w:r>
+            <w:proofErr w:type="spellStart"/>
+            <w:r>
+              <w:rPr>
+                <w:rFonts w:asciiTheme="majorHAnsi" w:hAnsiTheme="majorHAnsi"/>
+                <w:b/>
+                <w:bCs/>
+                <w:color w:val="003082"/>
+                <w:sz w:val="36"/>
+                <w:szCs w:val="36"/>
+              </w:rPr>
+              <w:t>Koploper</w:t>
+            </w:r>
+            <w:proofErr w:type="spellEnd"/>
+            <w:r>
+              <w:rPr>
+                <w:rFonts w:asciiTheme="majorHAnsi" w:hAnsiTheme="majorHAnsi"/>
+                <w:b/>
+                <w:bCs/>
+                <w:color w:val="003082"/>
+                <w:sz w:val="36"/>
+                <w:szCs w:val="36"/>
+              </w:rPr>
+              <w:t>)</w:t>
+            </w:r>
+          </w:p>
+        </w:tc>
+        <w:tc>
+          <w:tcPr>
+            <w:tcW w:w="1292" w:type="dxa"/>
+            <w:vMerge/>
+            <w:vAlign w:val="center"/>
+          </w:tcPr>
+          <w:p>
+            <w:pPr>
+              <w:jc w:val="center"/>
+              <w:rPr>
+                <w:noProof/>
+              </w:rPr>
+            </w:pPr>
           </w:p>
         </w:tc>
       </w:tr>
@@ -3449,7 +3502,56 @@
                                       </w14:shadow>
                                     </w:rPr>
                                     <w:br/>
-                                    <w:t>←dec  inc→</w:t>
+                                    <w:t>←</w:t>
+                                  </w:r>
+                                  <w:proofErr w:type="gramStart"/>
+                                  <w:r>
+                                    <w:rPr>
+                                      <w:b/>
+                                      <w:bCs/>
+                                      <w:color w:val="FF0000"/>
+                                      <w:sz w:val="20"/>
+                                      <w:szCs w:val="20"/>
+                                      <w14:shadow w14:blurRad="50800" w14:dist="38100" w14:dir="2700000" w14:sx="100000" w14:sy="100000" w14:kx="0" w14:ky="0" w14:algn="tl">
+                                        <w14:srgbClr w14:val="000000">
+                                          <w14:alpha w14:val="60000"/>
+                                        </w14:srgbClr>
+                                      </w14:shadow>
+                                    </w:rPr>
+                                    <w:t xml:space="preserve">dec  </w:t>
+                                  </w:r>
+                                  <w:proofErr w:type="spellStart"/>
+                                  <w:r>
+                                    <w:rPr>
+                                      <w:b/>
+                                      <w:bCs/>
+                                      <w:color w:val="FF0000"/>
+                                      <w:sz w:val="20"/>
+                                      <w:szCs w:val="20"/>
+                                      <w14:shadow w14:blurRad="50800" w14:dist="38100" w14:dir="2700000" w14:sx="100000" w14:sy="100000" w14:kx="0" w14:ky="0" w14:algn="tl">
+                                        <w14:srgbClr w14:val="000000">
+                                          <w14:alpha w14:val="60000"/>
+                                        </w14:srgbClr>
+                                      </w14:shadow>
+                                    </w:rPr>
+                                    <w:t>inc</w:t>
+                                  </w:r>
+                                  <w:proofErr w:type="spellEnd"/>
+                                  <w:proofErr w:type="gramEnd"/>
+                                  <w:r>
+                                    <w:rPr>
+                                      <w:b/>
+                                      <w:bCs/>
+                                      <w:color w:val="FF0000"/>
+                                      <w:sz w:val="20"/>
+                                      <w:szCs w:val="20"/>
+                                      <w14:shadow w14:blurRad="50800" w14:dist="38100" w14:dir="2700000" w14:sx="100000" w14:sy="100000" w14:kx="0" w14:ky="0" w14:algn="tl">
+                                        <w14:srgbClr w14:val="000000">
+                                          <w14:alpha w14:val="60000"/>
+                                        </w14:srgbClr>
+                                      </w14:shadow>
+                                    </w:rPr>
+                                    <w:t>→</w:t>
                                   </w:r>
                                 </w:p>
                               </w:txbxContent>
@@ -3644,7 +3746,39 @@
                                       </w14:shadow>
                                     </w:rPr>
                                     <w:br/>
-                                    <w:t>←L  R→</w:t>
+                                    <w:t>←</w:t>
+                                  </w:r>
+                                  <w:proofErr w:type="gramStart"/>
+                                  <w:r>
+                                    <w:rPr>
+                                      <w:b/>
+                                      <w:bCs/>
+                                      <w:color w:val="FF0000"/>
+                                      <w:sz w:val="20"/>
+                                      <w:szCs w:val="20"/>
+                                      <w14:shadow w14:blurRad="50800" w14:dist="38100" w14:dir="2700000" w14:sx="100000" w14:sy="100000" w14:kx="0" w14:ky="0" w14:algn="tl">
+                                        <w14:srgbClr w14:val="000000">
+                                          <w14:alpha w14:val="60000"/>
+                                        </w14:srgbClr>
+                                      </w14:shadow>
+                                    </w:rPr>
+                                    <w:t>L  R</w:t>
+                                  </w:r>
+                                  <w:proofErr w:type="gramEnd"/>
+                                  <w:r>
+                                    <w:rPr>
+                                      <w:b/>
+                                      <w:bCs/>
+                                      <w:color w:val="FF0000"/>
+                                      <w:sz w:val="20"/>
+                                      <w:szCs w:val="20"/>
+                                      <w14:shadow w14:blurRad="50800" w14:dist="38100" w14:dir="2700000" w14:sx="100000" w14:sy="100000" w14:kx="0" w14:ky="0" w14:algn="tl">
+                                        <w14:srgbClr w14:val="000000">
+                                          <w14:alpha w14:val="60000"/>
+                                        </w14:srgbClr>
+                                      </w14:shadow>
+                                    </w:rPr>
+                                    <w:t>→</w:t>
                                   </w:r>
                                 </w:p>
                               </w:txbxContent>
@@ -4445,6 +4579,80 @@
       <w:r>
         <w:rPr>
           <w:noProof/>
+        </w:rPr>
+        <w:drawing>
+          <wp:anchor distT="0" distB="0" distL="114300" distR="114300" simplePos="0" relativeHeight="251729920" behindDoc="0" locked="0" layoutInCell="1" allowOverlap="1" wp14:anchorId="7A1BE5D2" wp14:editId="79303A85">
+            <wp:simplePos x="0" y="0"/>
+            <wp:positionH relativeFrom="column">
+              <wp:posOffset>3068955</wp:posOffset>
+            </wp:positionH>
+            <wp:positionV relativeFrom="paragraph">
+              <wp:posOffset>-7340283</wp:posOffset>
+            </wp:positionV>
+            <wp:extent cx="719455" cy="269240"/>
+            <wp:effectExtent l="38100" t="38100" r="80645" b="92710"/>
+            <wp:wrapNone/>
+            <wp:docPr id="455724338" name="Picture 1" descr="Train Simulator Classic - Wikipedia"/>
+            <wp:cNvGraphicFramePr>
+              <a:graphicFrameLocks xmlns:a="http://schemas.openxmlformats.org/drawingml/2006/main" noChangeAspect="1"/>
+            </wp:cNvGraphicFramePr>
+            <a:graphic xmlns:a="http://schemas.openxmlformats.org/drawingml/2006/main">
+              <a:graphicData uri="http://schemas.openxmlformats.org/drawingml/2006/picture">
+                <pic:pic xmlns:pic="http://schemas.openxmlformats.org/drawingml/2006/picture">
+                  <pic:nvPicPr>
+                    <pic:cNvPr id="0" name="Picture 1" descr="Train Simulator Classic - Wikipedia"/>
+                    <pic:cNvPicPr>
+                      <a:picLocks noChangeAspect="1" noChangeArrowheads="1"/>
+                    </pic:cNvPicPr>
+                  </pic:nvPicPr>
+                  <pic:blipFill>
+                    <a:blip r:embed="rId13" cstate="print">
+                      <a:extLst>
+                        <a:ext uri="{28A0092B-C50C-407E-A947-70E740481C1C}">
+                          <a14:useLocalDpi xmlns:a14="http://schemas.microsoft.com/office/drawing/2010/main" val="0"/>
+                        </a:ext>
+                      </a:extLst>
+                    </a:blip>
+                    <a:srcRect/>
+                    <a:stretch>
+                      <a:fillRect/>
+                    </a:stretch>
+                  </pic:blipFill>
+                  <pic:spPr bwMode="auto">
+                    <a:xfrm>
+                      <a:off x="0" y="0"/>
+                      <a:ext cx="719455" cy="269240"/>
+                    </a:xfrm>
+                    <a:prstGeom prst="rect">
+                      <a:avLst/>
+                    </a:prstGeom>
+                    <a:noFill/>
+                    <a:ln>
+                      <a:noFill/>
+                    </a:ln>
+                    <a:effectLst>
+                      <a:outerShdw blurRad="50800" dist="38100" dir="2700000" algn="tl" rotWithShape="0">
+                        <a:prstClr val="black">
+                          <a:alpha val="40000"/>
+                        </a:prstClr>
+                      </a:outerShdw>
+                    </a:effectLst>
+                  </pic:spPr>
+                </pic:pic>
+              </a:graphicData>
+            </a:graphic>
+            <wp14:sizeRelH relativeFrom="page">
+              <wp14:pctWidth>0</wp14:pctWidth>
+            </wp14:sizeRelH>
+            <wp14:sizeRelV relativeFrom="page">
+              <wp14:pctHeight>0</wp14:pctHeight>
+            </wp14:sizeRelV>
+          </wp:anchor>
+        </w:drawing>
+      </w:r>
+      <w:r>
+        <w:rPr>
+          <w:noProof/>
           <w:color w:val="FFFFFF" w:themeColor="background1"/>
         </w:rPr>
         <mc:AlternateContent>
@@ -5137,6 +5345,7 @@
               </w:rPr>
               <w:t xml:space="preserve">NS </w:t>
             </w:r>
+            <w:proofErr w:type="spellStart"/>
             <w:r>
               <w:rPr>
                 <w:color w:val="FFFFFF" w:themeColor="background1"/>
@@ -5145,6 +5354,7 @@
               </w:rPr>
               <w:t>ICMm</w:t>
             </w:r>
+            <w:proofErr w:type="spellEnd"/>
             <w:r>
               <w:rPr>
                 <w:color w:val="FFFFFF" w:themeColor="background1"/>
@@ -5177,7 +5387,7 @@
               </w:rPr>
               <w:t xml:space="preserve"> </w:t>
             </w:r>
-            <w:hyperlink r:id="rId13" w:history="1">
+            <w:hyperlink r:id="rId14" w:history="1">
               <w:r>
                 <w:rPr>
                   <w:rStyle w:val="Hyperlink"/>
